--- a/sefer-edition/book-rewrites/2026-08-16 — Toledo's שמחתי, Adam HaRishon's Sunrise, and the Nishmas Rebuttal — Sefer Edition — styled.docx
+++ b/sefer-edition/book-rewrites/2026-08-16 — Toledo's שמחתי, Adam HaRishon's Sunrise, and the Nishmas Rebuttal — Sefer Edition — styled.docx
@@ -241,13 +241,33 @@
           <w:color w:val="3B3B3B"/>
           <w:sz w:val="22"/>
         </w:rPr>
-        <w:t xml:space="preserve"> of Shabbos morning receive a set of additions that the weekday order lacks. Behind each addition stands a source, and behind several of them stands a human story: a Toledo synagogue completed in the year 1180 whose inaugural Shabbos gave </w:t>
+        <w:t xml:space="preserve"> (</w:t>
       </w:r>
       <w:r>
         <w:rPr>
           <w:rFonts w:ascii="SBL Hebrew" w:hAnsi="SBL Hebrew" w:cs="SBL Hebrew" w:eastAsia="SBL Hebrew"/>
           <w:b w:val="0"/>
           <w:i/>
+          <w:color w:val="3B3B3B"/>
+          <w:sz w:val="22"/>
+        </w:rPr>
+        <w:t>פְּסוּקֵי דְזִמְרָא</w:t>
+      </w:r>
+      <w:r>
+        <w:rPr>
+          <w:rFonts w:ascii="Georgia" w:hAnsi="Georgia" w:cs="SBL Hebrew" w:eastAsia="Georgia"/>
+          <w:b w:val="0"/>
+          <w:i/>
+          <w:color w:val="3B3B3B"/>
+          <w:sz w:val="22"/>
+        </w:rPr>
+        <w:t xml:space="preserve">) of Shabbos morning receive a set of additions that the weekday order lacks. Behind each addition stands a source, and behind several of them stands a human story: a Toledo synagogue completed in the year 1180 whose inaugural Shabbos gave </w:t>
+      </w:r>
+      <w:r>
+        <w:rPr>
+          <w:rFonts w:ascii="SBL Hebrew" w:hAnsi="SBL Hebrew" w:cs="SBL Hebrew" w:eastAsia="SBL Hebrew"/>
+          <w:b w:val="0"/>
+          <w:i/>
           <w:color w:val="1E3A8A"/>
           <w:sz w:val="22"/>
         </w:rPr>
@@ -321,7 +341,27 @@
           <w:color w:val="3B3B3B"/>
           <w:sz w:val="22"/>
         </w:rPr>
-        <w:t xml:space="preserve">, which gave the world </w:t>
+        <w:t xml:space="preserve"> (</w:t>
+      </w:r>
+      <w:r>
+        <w:rPr>
+          <w:rFonts w:ascii="SBL Hebrew" w:hAnsi="SBL Hebrew" w:cs="SBL Hebrew" w:eastAsia="SBL Hebrew"/>
+          <w:b w:val="0"/>
+          <w:i/>
+          <w:color w:val="3B3B3B"/>
+          <w:sz w:val="22"/>
+        </w:rPr>
+        <w:t>חֵטְא</w:t>
+      </w:r>
+      <w:r>
+        <w:rPr>
+          <w:rFonts w:ascii="Georgia" w:hAnsi="Georgia" w:cs="SBL Hebrew" w:eastAsia="Georgia"/>
+          <w:b w:val="0"/>
+          <w:i/>
+          <w:color w:val="3B3B3B"/>
+          <w:sz w:val="22"/>
+        </w:rPr>
+        <w:t xml:space="preserve">), which gave the world </w:t>
       </w:r>
       <w:r>
         <w:rPr>
@@ -470,7 +510,27 @@
           <w:color w:val="1A1A1A"/>
           <w:sz w:val="22"/>
         </w:rPr>
-        <w:t xml:space="preserve"> is constructed as a bracket. </w:t>
+        <w:t xml:space="preserve"> (</w:t>
+      </w:r>
+      <w:r>
+        <w:rPr>
+          <w:rFonts w:ascii="SBL Hebrew" w:hAnsi="SBL Hebrew" w:cs="SBL Hebrew" w:eastAsia="SBL Hebrew"/>
+          <w:b w:val="0"/>
+          <w:i w:val="0"/>
+          <w:color w:val="1A1A1A"/>
+          <w:sz w:val="22"/>
+        </w:rPr>
+        <w:t>פְּסוּקֵי דְזִמְרָא</w:t>
+      </w:r>
+      <w:r>
+        <w:rPr>
+          <w:rFonts w:ascii="Georgia" w:hAnsi="Georgia" w:cs="SBL Hebrew" w:eastAsia="Georgia"/>
+          <w:b w:val="0"/>
+          <w:i w:val="0"/>
+          <w:color w:val="1A1A1A"/>
+          <w:sz w:val="22"/>
+        </w:rPr>
+        <w:t xml:space="preserve">) is constructed as a bracket. </w:t>
       </w:r>
       <w:r>
         <w:rPr>
@@ -589,7 +649,27 @@
           <w:color w:val="1A1A1A"/>
           <w:sz w:val="22"/>
         </w:rPr>
-        <w:t xml:space="preserve"> announces its intention to spend the following minutes praising the Master of the world with the words of </w:t>
+        <w:t xml:space="preserve"> (</w:t>
+      </w:r>
+      <w:r>
+        <w:rPr>
+          <w:rFonts w:ascii="SBL Hebrew" w:hAnsi="SBL Hebrew" w:cs="SBL Hebrew" w:eastAsia="SBL Hebrew"/>
+          <w:b w:val="0"/>
+          <w:i w:val="0"/>
+          <w:color w:val="1A1A1A"/>
+          <w:sz w:val="22"/>
+        </w:rPr>
+        <w:t>צִיבּוּר</w:t>
+      </w:r>
+      <w:r>
+        <w:rPr>
+          <w:rFonts w:ascii="Georgia" w:hAnsi="Georgia" w:cs="SBL Hebrew" w:eastAsia="Georgia"/>
+          <w:b w:val="0"/>
+          <w:i w:val="0"/>
+          <w:color w:val="1A1A1A"/>
+          <w:sz w:val="22"/>
+        </w:rPr>
+        <w:t xml:space="preserve">) announces its intention to spend the following minutes praising the Master of the world with the words of </w:t>
       </w:r>
       <w:r>
         <w:rPr>
@@ -966,7 +1046,27 @@
           <w:color w:val="1A1A1A"/>
           <w:sz w:val="22"/>
         </w:rPr>
-        <w:t xml:space="preserve">, from the age of the </w:t>
+        <w:t xml:space="preserve"> (</w:t>
+      </w:r>
+      <w:r>
+        <w:rPr>
+          <w:rFonts w:ascii="SBL Hebrew" w:hAnsi="SBL Hebrew" w:cs="SBL Hebrew" w:eastAsia="SBL Hebrew"/>
+          <w:b w:val="0"/>
+          <w:i w:val="0"/>
+          <w:color w:val="1A1A1A"/>
+          <w:sz w:val="22"/>
+        </w:rPr>
+        <w:t>מְסַדְּרֵי הַסִּדּוּר</w:t>
+      </w:r>
+      <w:r>
+        <w:rPr>
+          <w:rFonts w:ascii="Georgia" w:hAnsi="Georgia" w:cs="SBL Hebrew" w:eastAsia="Georgia"/>
+          <w:b w:val="0"/>
+          <w:i w:val="0"/>
+          <w:color w:val="1A1A1A"/>
+          <w:sz w:val="22"/>
+        </w:rPr>
+        <w:t xml:space="preserve">), from the age of the </w:t>
       </w:r>
       <w:r>
         <w:rPr>
@@ -986,7 +1086,27 @@
           <w:color w:val="1A1A1A"/>
           <w:sz w:val="22"/>
         </w:rPr>
-        <w:t xml:space="preserve"> through the Rishonim, were consistently sensitive to those who cannot easily be present for the full order of tefillah — the latecomer, the unlearned, the one who depends upon the </w:t>
+        <w:t xml:space="preserve"> (</w:t>
+      </w:r>
+      <w:r>
+        <w:rPr>
+          <w:rFonts w:ascii="SBL Hebrew" w:hAnsi="SBL Hebrew" w:cs="SBL Hebrew" w:eastAsia="SBL Hebrew"/>
+          <w:b w:val="0"/>
+          <w:i w:val="0"/>
+          <w:color w:val="1A1A1A"/>
+          <w:sz w:val="22"/>
+        </w:rPr>
+        <w:t>אַנְשֵׁי כְּנֶסֶת הַגְּדוֹלָה</w:t>
+      </w:r>
+      <w:r>
+        <w:rPr>
+          <w:rFonts w:ascii="Georgia" w:hAnsi="Georgia" w:cs="SBL Hebrew" w:eastAsia="Georgia"/>
+          <w:b w:val="0"/>
+          <w:i w:val="0"/>
+          <w:color w:val="1A1A1A"/>
+          <w:sz w:val="22"/>
+        </w:rPr>
+        <w:t xml:space="preserve">) through the Rishonim, were consistently sensitive to those who cannot easily be present for the full order of tefillah — the latecomer, the unlearned, the one who depends upon the </w:t>
       </w:r>
       <w:r>
         <w:rPr>
@@ -1006,7 +1126,27 @@
           <w:color w:val="1A1A1A"/>
           <w:sz w:val="22"/>
         </w:rPr>
-        <w:t xml:space="preserve"> to be </w:t>
+        <w:t xml:space="preserve"> (</w:t>
+      </w:r>
+      <w:r>
+        <w:rPr>
+          <w:rFonts w:ascii="SBL Hebrew" w:hAnsi="SBL Hebrew" w:cs="SBL Hebrew" w:eastAsia="SBL Hebrew"/>
+          <w:b w:val="0"/>
+          <w:i w:val="0"/>
+          <w:color w:val="1A1A1A"/>
+          <w:sz w:val="22"/>
+        </w:rPr>
+        <w:t>שְׁלִיחַ צִיבּוּר</w:t>
+      </w:r>
+      <w:r>
+        <w:rPr>
+          <w:rFonts w:ascii="Georgia" w:hAnsi="Georgia" w:cs="SBL Hebrew" w:eastAsia="Georgia"/>
+          <w:b w:val="0"/>
+          <w:i w:val="0"/>
+          <w:color w:val="1A1A1A"/>
+          <w:sz w:val="22"/>
+        </w:rPr>
+        <w:t xml:space="preserve">) to be </w:t>
       </w:r>
       <w:r>
         <w:rPr>
@@ -1026,7 +1166,27 @@
           <w:color w:val="1A1A1A"/>
           <w:sz w:val="22"/>
         </w:rPr>
-        <w:t xml:space="preserve"> via </w:t>
+        <w:t xml:space="preserve"> (</w:t>
+      </w:r>
+      <w:r>
+        <w:rPr>
+          <w:rFonts w:ascii="SBL Hebrew" w:hAnsi="SBL Hebrew" w:cs="SBL Hebrew" w:eastAsia="SBL Hebrew"/>
+          <w:b w:val="0"/>
+          <w:i w:val="0"/>
+          <w:color w:val="1A1A1A"/>
+          <w:sz w:val="22"/>
+        </w:rPr>
+        <w:t>יוֹצֵא</w:t>
+      </w:r>
+      <w:r>
+        <w:rPr>
+          <w:rFonts w:ascii="Georgia" w:hAnsi="Georgia" w:cs="SBL Hebrew" w:eastAsia="Georgia"/>
+          <w:b w:val="0"/>
+          <w:i w:val="0"/>
+          <w:color w:val="1A1A1A"/>
+          <w:sz w:val="22"/>
+        </w:rPr>
+        <w:t xml:space="preserve">) via </w:t>
       </w:r>
       <w:r>
         <w:rPr>
@@ -1046,7 +1206,27 @@
           <w:color w:val="1A1A1A"/>
           <w:sz w:val="22"/>
         </w:rPr>
-        <w:t>.</w:t>
+        <w:t xml:space="preserve"> (</w:t>
+      </w:r>
+      <w:r>
+        <w:rPr>
+          <w:rFonts w:ascii="SBL Hebrew" w:hAnsi="SBL Hebrew" w:cs="SBL Hebrew" w:eastAsia="SBL Hebrew"/>
+          <w:b w:val="0"/>
+          <w:i w:val="0"/>
+          <w:color w:val="1A1A1A"/>
+          <w:sz w:val="22"/>
+        </w:rPr>
+        <w:t>שׁוֹמֵעַ כְּעוֹנֶה</w:t>
+      </w:r>
+      <w:r>
+        <w:rPr>
+          <w:rFonts w:ascii="Georgia" w:hAnsi="Georgia" w:cs="SBL Hebrew" w:eastAsia="Georgia"/>
+          <w:b w:val="0"/>
+          <w:i w:val="0"/>
+          <w:color w:val="1A1A1A"/>
+          <w:sz w:val="22"/>
+        </w:rPr>
+        <w:t>).</w:t>
       </w:r>
       <w:r>
         <w:rPr>
@@ -1110,7 +1290,27 @@
           <w:color w:val="1A1A1A"/>
           <w:sz w:val="22"/>
         </w:rPr>
-        <w:t xml:space="preserve"> did not know how to daven independently and relied on the </w:t>
+        <w:t xml:space="preserve"> (</w:t>
+      </w:r>
+      <w:r>
+        <w:rPr>
+          <w:rFonts w:ascii="SBL Hebrew" w:hAnsi="SBL Hebrew" w:cs="SBL Hebrew" w:eastAsia="SBL Hebrew"/>
+          <w:b w:val="0"/>
+          <w:i w:val="0"/>
+          <w:color w:val="1A1A1A"/>
+          <w:sz w:val="22"/>
+        </w:rPr>
+        <w:t>מִתְפַּלְלִים</w:t>
+      </w:r>
+      <w:r>
+        <w:rPr>
+          <w:rFonts w:ascii="Georgia" w:hAnsi="Georgia" w:cs="SBL Hebrew" w:eastAsia="Georgia"/>
+          <w:b w:val="0"/>
+          <w:i w:val="0"/>
+          <w:color w:val="1A1A1A"/>
+          <w:sz w:val="22"/>
+        </w:rPr>
+        <w:t xml:space="preserve">) did not know how to daven independently and relied on the </w:t>
       </w:r>
       <w:r>
         <w:rPr>
@@ -1404,7 +1604,27 @@
           <w:color w:val="1A1A1A"/>
           <w:sz w:val="22"/>
         </w:rPr>
-        <w:t xml:space="preserve"> on </w:t>
+        <w:t xml:space="preserve"> (</w:t>
+      </w:r>
+      <w:r>
+        <w:rPr>
+          <w:rFonts w:ascii="SBL Hebrew" w:hAnsi="SBL Hebrew" w:cs="SBL Hebrew" w:eastAsia="SBL Hebrew"/>
+          <w:b w:val="0"/>
+          <w:i w:val="0"/>
+          <w:color w:val="1A1A1A"/>
+          <w:sz w:val="22"/>
+        </w:rPr>
+        <w:t>תּוֹסָפוֹת</w:t>
+      </w:r>
+      <w:r>
+        <w:rPr>
+          <w:rFonts w:ascii="Georgia" w:hAnsi="Georgia" w:cs="SBL Hebrew" w:eastAsia="Georgia"/>
+          <w:b w:val="0"/>
+          <w:i w:val="0"/>
+          <w:color w:val="1A1A1A"/>
+          <w:sz w:val="22"/>
+        </w:rPr>
+        <w:t xml:space="preserve">) on </w:t>
       </w:r>
       <w:r>
         <w:rPr>
@@ -1453,7 +1673,27 @@
           <w:color w:val="1A1A1A"/>
           <w:sz w:val="22"/>
         </w:rPr>
-        <w:t xml:space="preserve">. The pasuk in </w:t>
+        <w:t xml:space="preserve"> (</w:t>
+      </w:r>
+      <w:r>
+        <w:rPr>
+          <w:rFonts w:ascii="SBL Hebrew" w:hAnsi="SBL Hebrew" w:cs="SBL Hebrew" w:eastAsia="SBL Hebrew"/>
+          <w:b w:val="0"/>
+          <w:i w:val="0"/>
+          <w:color w:val="1A1A1A"/>
+          <w:sz w:val="22"/>
+        </w:rPr>
+        <w:t>שְׂרָפִים</w:t>
+      </w:r>
+      <w:r>
+        <w:rPr>
+          <w:rFonts w:ascii="Georgia" w:hAnsi="Georgia" w:cs="SBL Hebrew" w:eastAsia="Georgia"/>
+          <w:b w:val="0"/>
+          <w:i w:val="0"/>
+          <w:color w:val="1A1A1A"/>
+          <w:sz w:val="22"/>
+        </w:rPr>
+        <w:t xml:space="preserve">). The pasuk in </w:t>
       </w:r>
       <w:r>
         <w:rPr>
@@ -1533,7 +1773,27 @@
           <w:color w:val="1A1A1A"/>
           <w:sz w:val="22"/>
         </w:rPr>
-        <w:t xml:space="preserve">. On Shabbos, no wing remains; the </w:t>
+        <w:t xml:space="preserve"> (</w:t>
+      </w:r>
+      <w:r>
+        <w:rPr>
+          <w:rFonts w:ascii="SBL Hebrew" w:hAnsi="SBL Hebrew" w:cs="SBL Hebrew" w:eastAsia="SBL Hebrew"/>
+          <w:b w:val="0"/>
+          <w:i w:val="0"/>
+          <w:color w:val="1A1A1A"/>
+          <w:sz w:val="22"/>
+        </w:rPr>
+        <w:t>שִׁירָה</w:t>
+      </w:r>
+      <w:r>
+        <w:rPr>
+          <w:rFonts w:ascii="Georgia" w:hAnsi="Georgia" w:cs="SBL Hebrew" w:eastAsia="Georgia"/>
+          <w:b w:val="0"/>
+          <w:i w:val="0"/>
+          <w:color w:val="1A1A1A"/>
+          <w:sz w:val="22"/>
+        </w:rPr>
+        <w:t xml:space="preserve">). On Shabbos, no wing remains; the </w:t>
       </w:r>
       <w:r>
         <w:rPr>
@@ -1553,7 +1813,27 @@
           <w:color w:val="1A1A1A"/>
           <w:sz w:val="22"/>
         </w:rPr>
-        <w:t xml:space="preserve"> have exhausted their wings across the week’s six days. On this day </w:t>
+        <w:t xml:space="preserve"> (</w:t>
+      </w:r>
+      <w:r>
+        <w:rPr>
+          <w:rFonts w:ascii="SBL Hebrew" w:hAnsi="SBL Hebrew" w:cs="SBL Hebrew" w:eastAsia="SBL Hebrew"/>
+          <w:b w:val="0"/>
+          <w:i w:val="0"/>
+          <w:color w:val="1A1A1A"/>
+          <w:sz w:val="22"/>
+        </w:rPr>
+        <w:t>מַלְאָכִים</w:t>
+      </w:r>
+      <w:r>
+        <w:rPr>
+          <w:rFonts w:ascii="Georgia" w:hAnsi="Georgia" w:cs="SBL Hebrew" w:eastAsia="Georgia"/>
+          <w:b w:val="0"/>
+          <w:i w:val="0"/>
+          <w:color w:val="1A1A1A"/>
+          <w:sz w:val="22"/>
+        </w:rPr>
+        <w:t xml:space="preserve">) have exhausted their wings across the week’s six days. On this day </w:t>
       </w:r>
       <w:r>
         <w:rPr>
@@ -1772,7 +2052,47 @@
           <w:color w:val="1A1A1A"/>
           <w:sz w:val="22"/>
         </w:rPr>
-        <w:t xml:space="preserve"> is pressed for time; work and obligation weigh, and Chazal were reluctant to extend the length of the tefillah. On Shabbos the constraint releases. The added </w:t>
+        <w:t xml:space="preserve"> is pressed for time (</w:t>
+      </w:r>
+      <w:r>
+        <w:rPr>
+          <w:rFonts w:ascii="Georgia" w:hAnsi="Georgia" w:cs="SBL Hebrew" w:eastAsia="Georgia"/>
+          <w:b w:val="0"/>
+          <w:i/>
+          <w:color w:val="1A1A1A"/>
+          <w:sz w:val="22"/>
+        </w:rPr>
+        <w:t>turcha d’tzibbura</w:t>
+      </w:r>
+      <w:r>
+        <w:rPr>
+          <w:rFonts w:ascii="Georgia" w:hAnsi="Georgia" w:cs="SBL Hebrew" w:eastAsia="Georgia"/>
+          <w:b w:val="0"/>
+          <w:i w:val="0"/>
+          <w:color w:val="1A1A1A"/>
+          <w:sz w:val="22"/>
+        </w:rPr>
+        <w:t xml:space="preserve">, </w:t>
+      </w:r>
+      <w:r>
+        <w:rPr>
+          <w:rFonts w:ascii="SBL Hebrew" w:hAnsi="SBL Hebrew" w:cs="SBL Hebrew" w:eastAsia="SBL Hebrew"/>
+          <w:b w:val="0"/>
+          <w:i w:val="0"/>
+          <w:color w:val="1A1A1A"/>
+          <w:sz w:val="22"/>
+        </w:rPr>
+        <w:t>טוּרְחָא דְצִבּוּרָא</w:t>
+      </w:r>
+      <w:r>
+        <w:rPr>
+          <w:rFonts w:ascii="Georgia" w:hAnsi="Georgia" w:cs="SBL Hebrew" w:eastAsia="Georgia"/>
+          <w:b w:val="0"/>
+          <w:i w:val="0"/>
+          <w:color w:val="1A1A1A"/>
+          <w:sz w:val="22"/>
+        </w:rPr>
+        <w:t xml:space="preserve">); work and obligation weigh, and Chazal were reluctant to extend the length of the tefillah. On Shabbos the constraint releases. The added </w:t>
       </w:r>
       <w:r>
         <w:rPr>
@@ -2366,7 +2686,27 @@
           <w:color w:val="1A1A1A"/>
           <w:sz w:val="22"/>
         </w:rPr>
-        <w:t xml:space="preserve"> can be traced to a Rishonic source. This one cannot — save for a single text.</w:t>
+        <w:t xml:space="preserve"> (</w:t>
+      </w:r>
+      <w:r>
+        <w:rPr>
+          <w:rFonts w:ascii="SBL Hebrew" w:hAnsi="SBL Hebrew" w:cs="SBL Hebrew" w:eastAsia="SBL Hebrew"/>
+          <w:b w:val="0"/>
+          <w:i w:val="0"/>
+          <w:color w:val="1A1A1A"/>
+          <w:sz w:val="22"/>
+        </w:rPr>
+        <w:t>קַפִּיטְלַאךְ</w:t>
+      </w:r>
+      <w:r>
+        <w:rPr>
+          <w:rFonts w:ascii="Georgia" w:hAnsi="Georgia" w:cs="SBL Hebrew" w:eastAsia="Georgia"/>
+          <w:b w:val="0"/>
+          <w:i w:val="0"/>
+          <w:color w:val="1A1A1A"/>
+          <w:sz w:val="22"/>
+        </w:rPr>
+        <w:t>) can be traced to a Rishonic source. This one cannot — save for a single text.</w:t>
       </w:r>
     </w:p>
     <w:p>
@@ -2436,7 +2776,27 @@
           <w:color w:val="1A1A1A"/>
           <w:sz w:val="22"/>
         </w:rPr>
-        <w:t xml:space="preserve"> minhag is the </w:t>
+        <w:t xml:space="preserve"> minhag (</w:t>
+      </w:r>
+      <w:r>
+        <w:rPr>
+          <w:rFonts w:ascii="SBL Hebrew" w:hAnsi="SBL Hebrew" w:cs="SBL Hebrew" w:eastAsia="SBL Hebrew"/>
+          <w:b w:val="0"/>
+          <w:i w:val="0"/>
+          <w:color w:val="1A1A1A"/>
+          <w:sz w:val="22"/>
+        </w:rPr>
+        <w:t>מִנְהָג</w:t>
+      </w:r>
+      <w:r>
+        <w:rPr>
+          <w:rFonts w:ascii="Georgia" w:hAnsi="Georgia" w:cs="SBL Hebrew" w:eastAsia="Georgia"/>
+          <w:b w:val="0"/>
+          <w:i w:val="0"/>
+          <w:color w:val="1A1A1A"/>
+          <w:sz w:val="22"/>
+        </w:rPr>
+        <w:t xml:space="preserve">) is the </w:t>
       </w:r>
       <w:r>
         <w:rPr>
@@ -2456,7 +2816,27 @@
           <w:color w:val="1A1A1A"/>
           <w:sz w:val="22"/>
         </w:rPr>
-        <w:t xml:space="preserve"> of </w:t>
+        <w:t xml:space="preserve"> (</w:t>
+      </w:r>
+      <w:r>
+        <w:rPr>
+          <w:rFonts w:ascii="SBL Hebrew" w:hAnsi="SBL Hebrew" w:cs="SBL Hebrew" w:eastAsia="SBL Hebrew"/>
+          <w:b w:val="0"/>
+          <w:i w:val="0"/>
+          <w:color w:val="1A1A1A"/>
+          <w:sz w:val="22"/>
+        </w:rPr>
+        <w:t>סֵפֶר הַמַּנְהִיג</w:t>
+      </w:r>
+      <w:r>
+        <w:rPr>
+          <w:rFonts w:ascii="Georgia" w:hAnsi="Georgia" w:cs="SBL Hebrew" w:eastAsia="Georgia"/>
+          <w:b w:val="0"/>
+          <w:i w:val="0"/>
+          <w:color w:val="1A1A1A"/>
+          <w:sz w:val="22"/>
+        </w:rPr>
+        <w:t xml:space="preserve">) of </w:t>
       </w:r>
       <w:r>
         <w:rPr>
@@ -2629,7 +3009,27 @@
           <w:color w:val="1A1A1A"/>
           <w:sz w:val="22"/>
         </w:rPr>
-        <w:t xml:space="preserve">, a </w:t>
+        <w:t xml:space="preserve"> (</w:t>
+      </w:r>
+      <w:r>
+        <w:rPr>
+          <w:rFonts w:ascii="SBL Hebrew" w:hAnsi="SBL Hebrew" w:cs="SBL Hebrew" w:eastAsia="SBL Hebrew"/>
+          <w:b w:val="0"/>
+          <w:i w:val="0"/>
+          <w:color w:val="1A1A1A"/>
+          <w:sz w:val="22"/>
+        </w:rPr>
+        <w:t>גָּאוֹן</w:t>
+      </w:r>
+      <w:r>
+        <w:rPr>
+          <w:rFonts w:ascii="Georgia" w:hAnsi="Georgia" w:cs="SBL Hebrew" w:eastAsia="Georgia"/>
+          <w:b w:val="0"/>
+          <w:i w:val="0"/>
+          <w:color w:val="1A1A1A"/>
+          <w:sz w:val="22"/>
+        </w:rPr>
+        <w:t xml:space="preserve">), a </w:t>
       </w:r>
       <w:r>
         <w:rPr>
@@ -2649,7 +3049,27 @@
           <w:color w:val="1A1A1A"/>
           <w:sz w:val="22"/>
         </w:rPr>
-        <w:t xml:space="preserve">, and a </w:t>
+        <w:t xml:space="preserve"> (</w:t>
+      </w:r>
+      <w:r>
+        <w:rPr>
+          <w:rFonts w:ascii="SBL Hebrew" w:hAnsi="SBL Hebrew" w:cs="SBL Hebrew" w:eastAsia="SBL Hebrew"/>
+          <w:b w:val="0"/>
+          <w:i w:val="0"/>
+          <w:color w:val="1A1A1A"/>
+          <w:sz w:val="22"/>
+        </w:rPr>
+        <w:t>צַדִּיק</w:t>
+      </w:r>
+      <w:r>
+        <w:rPr>
+          <w:rFonts w:ascii="Georgia" w:hAnsi="Georgia" w:cs="SBL Hebrew" w:eastAsia="Georgia"/>
+          <w:b w:val="0"/>
+          <w:i w:val="0"/>
+          <w:color w:val="1A1A1A"/>
+          <w:sz w:val="22"/>
+        </w:rPr>
+        <w:t xml:space="preserve">), and a </w:t>
       </w:r>
       <w:r>
         <w:rPr>
@@ -2669,7 +3089,27 @@
           <w:color w:val="1A1A1A"/>
           <w:sz w:val="22"/>
         </w:rPr>
-        <w:t xml:space="preserve">, and served in the court of King Alfonso VIII of Castile in a position of financial administration — a role analogous to the one </w:t>
+        <w:t xml:space="preserve"> (</w:t>
+      </w:r>
+      <w:r>
+        <w:rPr>
+          <w:rFonts w:ascii="SBL Hebrew" w:hAnsi="SBL Hebrew" w:cs="SBL Hebrew" w:eastAsia="SBL Hebrew"/>
+          <w:b w:val="0"/>
+          <w:i w:val="0"/>
+          <w:color w:val="1A1A1A"/>
+          <w:sz w:val="22"/>
+        </w:rPr>
+        <w:t>מְקוּבָּל</w:t>
+      </w:r>
+      <w:r>
+        <w:rPr>
+          <w:rFonts w:ascii="Georgia" w:hAnsi="Georgia" w:cs="SBL Hebrew" w:eastAsia="Georgia"/>
+          <w:b w:val="0"/>
+          <w:i w:val="0"/>
+          <w:color w:val="1A1A1A"/>
+          <w:sz w:val="22"/>
+        </w:rPr>
+        <w:t xml:space="preserve">), and served in the court of King Alfonso VIII of Castile in a position of financial administration — a role analogous to the one </w:t>
       </w:r>
       <w:r>
         <w:rPr>
@@ -2724,7 +3164,27 @@
           <w:color w:val="1A1A1A"/>
           <w:sz w:val="22"/>
         </w:rPr>
-        <w:t xml:space="preserve"> of astonishing scale for the age. On the first Shabbos morning that the </w:t>
+        <w:t xml:space="preserve"> (</w:t>
+      </w:r>
+      <w:r>
+        <w:rPr>
+          <w:rFonts w:ascii="SBL Hebrew" w:hAnsi="SBL Hebrew" w:cs="SBL Hebrew" w:eastAsia="SBL Hebrew"/>
+          <w:b w:val="0"/>
+          <w:i w:val="0"/>
+          <w:color w:val="1A1A1A"/>
+          <w:sz w:val="22"/>
+        </w:rPr>
+        <w:t>מִקְדָּשׁ מְעַט</w:t>
+      </w:r>
+      <w:r>
+        <w:rPr>
+          <w:rFonts w:ascii="Georgia" w:hAnsi="Georgia" w:cs="SBL Hebrew" w:eastAsia="Georgia"/>
+          <w:b w:val="0"/>
+          <w:i w:val="0"/>
+          <w:color w:val="1A1A1A"/>
+          <w:sz w:val="22"/>
+        </w:rPr>
+        <w:t xml:space="preserve">) of astonishing scale for the age. On the first Shabbos morning that the </w:t>
       </w:r>
       <w:r>
         <w:rPr>
@@ -3098,13 +3558,33 @@
           <w:color w:val="1A1A1A"/>
           <w:sz w:val="22"/>
         </w:rPr>
-        <w:t xml:space="preserve"> that lay beneath them: a collective yearning of </w:t>
+        <w:t xml:space="preserve"> (</w:t>
       </w:r>
       <w:r>
         <w:rPr>
           <w:rFonts w:ascii="SBL Hebrew" w:hAnsi="SBL Hebrew" w:cs="SBL Hebrew" w:eastAsia="SBL Hebrew"/>
           <w:b w:val="0"/>
           <w:i w:val="0"/>
+          <w:color w:val="1A1A1A"/>
+          <w:sz w:val="22"/>
+        </w:rPr>
+        <w:t>כִּיסוּפִין</w:t>
+      </w:r>
+      <w:r>
+        <w:rPr>
+          <w:rFonts w:ascii="Georgia" w:hAnsi="Georgia" w:cs="SBL Hebrew" w:eastAsia="Georgia"/>
+          <w:b w:val="0"/>
+          <w:i w:val="0"/>
+          <w:color w:val="1A1A1A"/>
+          <w:sz w:val="22"/>
+        </w:rPr>
+        <w:t xml:space="preserve">) that lay beneath them: a collective yearning of </w:t>
+      </w:r>
+      <w:r>
+        <w:rPr>
+          <w:rFonts w:ascii="SBL Hebrew" w:hAnsi="SBL Hebrew" w:cs="SBL Hebrew" w:eastAsia="SBL Hebrew"/>
+          <w:b w:val="0"/>
+          <w:i w:val="0"/>
           <w:color w:val="1E3A8A"/>
           <w:sz w:val="22"/>
         </w:rPr>
@@ -3138,7 +3618,27 @@
           <w:color w:val="1A1A1A"/>
           <w:sz w:val="22"/>
         </w:rPr>
-        <w:t xml:space="preserve">, to serve in the </w:t>
+        <w:t xml:space="preserve"> (</w:t>
+      </w:r>
+      <w:r>
+        <w:rPr>
+          <w:rFonts w:ascii="SBL Hebrew" w:hAnsi="SBL Hebrew" w:cs="SBL Hebrew" w:eastAsia="SBL Hebrew"/>
+          <w:b w:val="0"/>
+          <w:i w:val="0"/>
+          <w:color w:val="1A1A1A"/>
+          <w:sz w:val="22"/>
+        </w:rPr>
+        <w:t>עוֹלֶה לְרֶגֶל</w:t>
+      </w:r>
+      <w:r>
+        <w:rPr>
+          <w:rFonts w:ascii="Georgia" w:hAnsi="Georgia" w:cs="SBL Hebrew" w:eastAsia="Georgia"/>
+          <w:b w:val="0"/>
+          <w:i w:val="0"/>
+          <w:color w:val="1A1A1A"/>
+          <w:sz w:val="22"/>
+        </w:rPr>
+        <w:t xml:space="preserve">), to serve in the </w:t>
       </w:r>
       <w:r>
         <w:rPr>
@@ -3371,7 +3871,27 @@
           <w:color w:val="1A1A1A"/>
           <w:sz w:val="22"/>
         </w:rPr>
-        <w:t xml:space="preserve"> and portions of </w:t>
+        <w:t xml:space="preserve"> (</w:t>
+      </w:r>
+      <w:r>
+        <w:rPr>
+          <w:rFonts w:ascii="SBL Hebrew" w:hAnsi="SBL Hebrew" w:cs="SBL Hebrew" w:eastAsia="SBL Hebrew"/>
+          <w:b w:val="0"/>
+          <w:i w:val="0"/>
+          <w:color w:val="1A1A1A"/>
+          <w:sz w:val="22"/>
+        </w:rPr>
+        <w:t>תּוֹרָה שֶׁבִּכְתָב</w:t>
+      </w:r>
+      <w:r>
+        <w:rPr>
+          <w:rFonts w:ascii="Georgia" w:hAnsi="Georgia" w:cs="SBL Hebrew" w:eastAsia="Georgia"/>
+          <w:b w:val="0"/>
+          <w:i w:val="0"/>
+          <w:color w:val="1A1A1A"/>
+          <w:sz w:val="22"/>
+        </w:rPr>
+        <w:t xml:space="preserve">) and portions of </w:t>
       </w:r>
       <w:r>
         <w:rPr>
@@ -3391,7 +3911,27 @@
           <w:color w:val="1A1A1A"/>
           <w:sz w:val="22"/>
         </w:rPr>
-        <w:t xml:space="preserve">, he would enter a shul with a cross in one hand and a </w:t>
+        <w:t xml:space="preserve"> (</w:t>
+      </w:r>
+      <w:r>
+        <w:rPr>
+          <w:rFonts w:ascii="SBL Hebrew" w:hAnsi="SBL Hebrew" w:cs="SBL Hebrew" w:eastAsia="SBL Hebrew"/>
+          <w:b w:val="0"/>
+          <w:i w:val="0"/>
+          <w:color w:val="1A1A1A"/>
+          <w:sz w:val="22"/>
+        </w:rPr>
+        <w:t>תּוֹרָה שֶׁבְּעַל פֶּה</w:t>
+      </w:r>
+      <w:r>
+        <w:rPr>
+          <w:rFonts w:ascii="Georgia" w:hAnsi="Georgia" w:cs="SBL Hebrew" w:eastAsia="Georgia"/>
+          <w:b w:val="0"/>
+          <w:i w:val="0"/>
+          <w:color w:val="1A1A1A"/>
+          <w:sz w:val="22"/>
+        </w:rPr>
+        <w:t xml:space="preserve">), he would enter a shul with a cross in one hand and a </w:t>
       </w:r>
       <w:r>
         <w:rPr>
@@ -3411,7 +3951,27 @@
           <w:color w:val="1A1A1A"/>
           <w:sz w:val="22"/>
         </w:rPr>
-        <w:t xml:space="preserve"> in the other and declare the building a church.</w:t>
+        <w:t xml:space="preserve"> (</w:t>
+      </w:r>
+      <w:r>
+        <w:rPr>
+          <w:rFonts w:ascii="SBL Hebrew" w:hAnsi="SBL Hebrew" w:cs="SBL Hebrew" w:eastAsia="SBL Hebrew"/>
+          <w:b w:val="0"/>
+          <w:i w:val="0"/>
+          <w:color w:val="1A1A1A"/>
+          <w:sz w:val="22"/>
+        </w:rPr>
+        <w:t>סֵפֶר תּוֹרָה</w:t>
+      </w:r>
+      <w:r>
+        <w:rPr>
+          <w:rFonts w:ascii="Georgia" w:hAnsi="Georgia" w:cs="SBL Hebrew" w:eastAsia="Georgia"/>
+          <w:b w:val="0"/>
+          <w:i w:val="0"/>
+          <w:color w:val="1A1A1A"/>
+          <w:sz w:val="22"/>
+        </w:rPr>
+        <w:t>) in the other and declare the building a church.</w:t>
       </w:r>
     </w:p>
     <w:p>
@@ -3561,7 +4121,27 @@
           <w:color w:val="1A1A1A"/>
           <w:sz w:val="22"/>
         </w:rPr>
-        <w:t xml:space="preserve"> preserved in the </w:t>
+        <w:t xml:space="preserve"> (</w:t>
+      </w:r>
+      <w:r>
+        <w:rPr>
+          <w:rFonts w:ascii="SBL Hebrew" w:hAnsi="SBL Hebrew" w:cs="SBL Hebrew" w:eastAsia="SBL Hebrew"/>
+          <w:b w:val="0"/>
+          <w:i w:val="0"/>
+          <w:color w:val="1A1A1A"/>
+          <w:sz w:val="22"/>
+        </w:rPr>
+        <w:t>מָגֵן דָּוִד</w:t>
+      </w:r>
+      <w:r>
+        <w:rPr>
+          <w:rFonts w:ascii="Georgia" w:hAnsi="Georgia" w:cs="SBL Hebrew" w:eastAsia="Georgia"/>
+          <w:b w:val="0"/>
+          <w:i w:val="0"/>
+          <w:color w:val="1A1A1A"/>
+          <w:sz w:val="22"/>
+        </w:rPr>
+        <w:t xml:space="preserve">) preserved in the </w:t>
       </w:r>
       <w:r>
         <w:rPr>
@@ -3581,7 +4161,27 @@
           <w:color w:val="1A1A1A"/>
           <w:sz w:val="22"/>
         </w:rPr>
-        <w:t xml:space="preserve"> wall, a central arch where the </w:t>
+        <w:t xml:space="preserve"> (</w:t>
+      </w:r>
+      <w:r>
+        <w:rPr>
+          <w:rFonts w:ascii="SBL Hebrew" w:hAnsi="SBL Hebrew" w:cs="SBL Hebrew" w:eastAsia="SBL Hebrew"/>
+          <w:b w:val="0"/>
+          <w:i w:val="0"/>
+          <w:color w:val="1A1A1A"/>
+          <w:sz w:val="22"/>
+        </w:rPr>
+        <w:t>מִזְרָח</w:t>
+      </w:r>
+      <w:r>
+        <w:rPr>
+          <w:rFonts w:ascii="Georgia" w:hAnsi="Georgia" w:cs="SBL Hebrew" w:eastAsia="Georgia"/>
+          <w:b w:val="0"/>
+          <w:i w:val="0"/>
+          <w:color w:val="1A1A1A"/>
+          <w:sz w:val="22"/>
+        </w:rPr>
+        <w:t xml:space="preserve">) wall, a central arch where the </w:t>
       </w:r>
       <w:r>
         <w:rPr>
@@ -3601,7 +4201,27 @@
           <w:color w:val="1A1A1A"/>
           <w:sz w:val="22"/>
         </w:rPr>
-        <w:t xml:space="preserve"> once stood.</w:t>
+        <w:t xml:space="preserve"> (</w:t>
+      </w:r>
+      <w:r>
+        <w:rPr>
+          <w:rFonts w:ascii="SBL Hebrew" w:hAnsi="SBL Hebrew" w:cs="SBL Hebrew" w:eastAsia="SBL Hebrew"/>
+          <w:b w:val="0"/>
+          <w:i w:val="0"/>
+          <w:color w:val="1A1A1A"/>
+          <w:sz w:val="22"/>
+        </w:rPr>
+        <w:t>אֲרוֹן הַקּוֹדֶשׁ</w:t>
+      </w:r>
+      <w:r>
+        <w:rPr>
+          <w:rFonts w:ascii="Georgia" w:hAnsi="Georgia" w:cs="SBL Hebrew" w:eastAsia="Georgia"/>
+          <w:b w:val="0"/>
+          <w:i w:val="0"/>
+          <w:color w:val="1A1A1A"/>
+          <w:sz w:val="22"/>
+        </w:rPr>
+        <w:t>) once stood.</w:t>
       </w:r>
     </w:p>
     <w:p>
@@ -3861,7 +4481,27 @@
           <w:color w:val="1A1A1A"/>
           <w:sz w:val="22"/>
         </w:rPr>
-        <w:t xml:space="preserve">). Having received his early formation in Provence, he then traveled by deliberate choice, systematically, from kehillah to kehillah — through France, Germany, Provence, and finally Spain — documenting the variations of local </w:t>
+        <w:t>). Having received his early formation in Provence, he then traveled by deliberate choice, systematically, from kehillah (</w:t>
+      </w:r>
+      <w:r>
+        <w:rPr>
+          <w:rFonts w:ascii="SBL Hebrew" w:hAnsi="SBL Hebrew" w:cs="SBL Hebrew" w:eastAsia="SBL Hebrew"/>
+          <w:b w:val="0"/>
+          <w:i w:val="0"/>
+          <w:color w:val="1A1A1A"/>
+          <w:sz w:val="22"/>
+        </w:rPr>
+        <w:t>קְהִלָּה</w:t>
+      </w:r>
+      <w:r>
+        <w:rPr>
+          <w:rFonts w:ascii="Georgia" w:hAnsi="Georgia" w:cs="SBL Hebrew" w:eastAsia="Georgia"/>
+          <w:b w:val="0"/>
+          <w:i w:val="0"/>
+          <w:color w:val="1A1A1A"/>
+          <w:sz w:val="22"/>
+        </w:rPr>
+        <w:t xml:space="preserve">) to kehillah — through France, Germany, Provence, and finally Spain — documenting the variations of local </w:t>
       </w:r>
       <w:r>
         <w:rPr>
@@ -4103,7 +4743,27 @@
           <w:color w:val="1A1A1A"/>
           <w:sz w:val="22"/>
         </w:rPr>
-        <w:t xml:space="preserve">, the “Great </w:t>
+        <w:t xml:space="preserve"> (</w:t>
+      </w:r>
+      <w:r>
+        <w:rPr>
+          <w:rFonts w:ascii="SBL Hebrew" w:hAnsi="SBL Hebrew" w:cs="SBL Hebrew" w:eastAsia="SBL Hebrew"/>
+          <w:b w:val="0"/>
+          <w:i w:val="0"/>
+          <w:color w:val="1A1A1A"/>
+          <w:sz w:val="22"/>
+        </w:rPr>
+        <w:t>הַלֵּל הַגָּדוֹל</w:t>
+      </w:r>
+      <w:r>
+        <w:rPr>
+          <w:rFonts w:ascii="Georgia" w:hAnsi="Georgia" w:cs="SBL Hebrew" w:eastAsia="Georgia"/>
+          <w:b w:val="0"/>
+          <w:i w:val="0"/>
+          <w:color w:val="1A1A1A"/>
+          <w:sz w:val="22"/>
+        </w:rPr>
+        <w:t xml:space="preserve">), the “Great </w:t>
       </w:r>
       <w:r>
         <w:rPr>
@@ -4212,7 +4872,27 @@
           <w:color w:val="1A1A1A"/>
           <w:sz w:val="22"/>
         </w:rPr>
-        <w:t xml:space="preserve"> — in the heights of His world — and personally distributes sustenance to every creature. The proof-text is the pasuk toward the close: </w:t>
+        <w:t xml:space="preserve"> (</w:t>
+      </w:r>
+      <w:r>
+        <w:rPr>
+          <w:rFonts w:ascii="SBL Hebrew" w:hAnsi="SBL Hebrew" w:cs="SBL Hebrew" w:eastAsia="SBL Hebrew"/>
+          <w:b w:val="0"/>
+          <w:i w:val="0"/>
+          <w:color w:val="1A1A1A"/>
+          <w:sz w:val="22"/>
+        </w:rPr>
+        <w:t>בְּרוּם עוֹלָמוֹ</w:t>
+      </w:r>
+      <w:r>
+        <w:rPr>
+          <w:rFonts w:ascii="Georgia" w:hAnsi="Georgia" w:cs="SBL Hebrew" w:eastAsia="Georgia"/>
+          <w:b w:val="0"/>
+          <w:i w:val="0"/>
+          <w:color w:val="1A1A1A"/>
+          <w:sz w:val="22"/>
+        </w:rPr>
+        <w:t xml:space="preserve">) — in the heights of His world — and personally distributes sustenance to every creature. The proof-text is the pasuk toward the close: </w:t>
       </w:r>
       <w:r>
         <w:rPr>
@@ -4267,7 +4947,47 @@
           <w:color w:val="1A1A1A"/>
           <w:sz w:val="22"/>
         </w:rPr>
-        <w:t xml:space="preserve"> of the Ribbono Shel Olam that this </w:t>
+        <w:t xml:space="preserve"> (</w:t>
+      </w:r>
+      <w:r>
+        <w:rPr>
+          <w:rFonts w:ascii="SBL Hebrew" w:hAnsi="SBL Hebrew" w:cs="SBL Hebrew" w:eastAsia="SBL Hebrew"/>
+          <w:b w:val="0"/>
+          <w:i w:val="0"/>
+          <w:color w:val="1A1A1A"/>
+          <w:sz w:val="22"/>
+        </w:rPr>
+        <w:t>גַּדְלוּת</w:t>
+      </w:r>
+      <w:r>
+        <w:rPr>
+          <w:rFonts w:ascii="Georgia" w:hAnsi="Georgia" w:cs="SBL Hebrew" w:eastAsia="Georgia"/>
+          <w:b w:val="0"/>
+          <w:i w:val="0"/>
+          <w:color w:val="1A1A1A"/>
+          <w:sz w:val="22"/>
+        </w:rPr>
+        <w:t>) of the Ribbono Shel Olam (</w:t>
+      </w:r>
+      <w:r>
+        <w:rPr>
+          <w:rFonts w:ascii="SBL Hebrew" w:hAnsi="SBL Hebrew" w:cs="SBL Hebrew" w:eastAsia="SBL Hebrew"/>
+          <w:b w:val="0"/>
+          <w:i w:val="0"/>
+          <w:color w:val="1A1A1A"/>
+          <w:sz w:val="22"/>
+        </w:rPr>
+        <w:t>רִבּוֹנוֹ שֶׁל עוֹלָם</w:t>
+      </w:r>
+      <w:r>
+        <w:rPr>
+          <w:rFonts w:ascii="Georgia" w:hAnsi="Georgia" w:cs="SBL Hebrew" w:eastAsia="Georgia"/>
+          <w:b w:val="0"/>
+          <w:i w:val="0"/>
+          <w:color w:val="1A1A1A"/>
+          <w:sz w:val="22"/>
+        </w:rPr>
+        <w:t xml:space="preserve">) that this </w:t>
       </w:r>
       <w:r>
         <w:rPr>
@@ -4287,7 +5007,27 @@
           <w:color w:val="1A1A1A"/>
           <w:sz w:val="22"/>
         </w:rPr>
-        <w:t xml:space="preserve"> praises is not the abstract majesty of the distant sovereign. It is the specific, granular care that ensures every ant, every fish, every bird, every human being receives its sustenance. In infinite majesty the Creator attends to the smallest </w:t>
+        <w:t xml:space="preserve"> (</w:t>
+      </w:r>
+      <w:r>
+        <w:rPr>
+          <w:rFonts w:ascii="SBL Hebrew" w:hAnsi="SBL Hebrew" w:cs="SBL Hebrew" w:eastAsia="SBL Hebrew"/>
+          <w:b w:val="0"/>
+          <w:i w:val="0"/>
+          <w:color w:val="1A1A1A"/>
+          <w:sz w:val="22"/>
+        </w:rPr>
+        <w:t>פֶּרֶק</w:t>
+      </w:r>
+      <w:r>
+        <w:rPr>
+          <w:rFonts w:ascii="Georgia" w:hAnsi="Georgia" w:cs="SBL Hebrew" w:eastAsia="Georgia"/>
+          <w:b w:val="0"/>
+          <w:i w:val="0"/>
+          <w:color w:val="1A1A1A"/>
+          <w:sz w:val="22"/>
+        </w:rPr>
+        <w:t xml:space="preserve">) praises is not the abstract majesty of the distant sovereign. It is the specific, granular care that ensures every ant, every fish, every bird, every human being receives its sustenance. In infinite majesty the Creator attends to the smallest </w:t>
       </w:r>
       <w:r>
         <w:rPr>
@@ -4411,7 +5151,27 @@
           <w:color w:val="1A1A1A"/>
           <w:sz w:val="22"/>
         </w:rPr>
-        <w:t xml:space="preserve"> that measures the stature of the </w:t>
+        <w:t xml:space="preserve"> (</w:t>
+      </w:r>
+      <w:r>
+        <w:rPr>
+          <w:rFonts w:ascii="SBL Hebrew" w:hAnsi="SBL Hebrew" w:cs="SBL Hebrew" w:eastAsia="SBL Hebrew"/>
+          <w:b w:val="0"/>
+          <w:i w:val="0"/>
+          <w:color w:val="1A1A1A"/>
+          <w:sz w:val="22"/>
+        </w:rPr>
+        <w:t>הֲוָה אָמִינָא</w:t>
+      </w:r>
+      <w:r>
+        <w:rPr>
+          <w:rFonts w:ascii="Georgia" w:hAnsi="Georgia" w:cs="SBL Hebrew" w:eastAsia="Georgia"/>
+          <w:b w:val="0"/>
+          <w:i w:val="0"/>
+          <w:color w:val="1A1A1A"/>
+          <w:sz w:val="22"/>
+        </w:rPr>
+        <w:t xml:space="preserve">) that measures the stature of the </w:t>
       </w:r>
       <w:r>
         <w:rPr>
@@ -4471,7 +5231,27 @@
           <w:color w:val="1A1A1A"/>
           <w:sz w:val="22"/>
         </w:rPr>
-        <w:t xml:space="preserve">. Both share the alphabetic-acrostic structure that Chazal valued; both praise the Ribbono Shel Olam broadly. In the end the Gemara preserved </w:t>
+        <w:t xml:space="preserve"> (</w:t>
+      </w:r>
+      <w:r>
+        <w:rPr>
+          <w:rFonts w:ascii="SBL Hebrew" w:hAnsi="SBL Hebrew" w:cs="SBL Hebrew" w:eastAsia="SBL Hebrew"/>
+          <w:b w:val="0"/>
+          <w:i w:val="0"/>
+          <w:color w:val="1A1A1A"/>
+          <w:sz w:val="22"/>
+        </w:rPr>
+        <w:t>אַשְׁרֵי</w:t>
+      </w:r>
+      <w:r>
+        <w:rPr>
+          <w:rFonts w:ascii="Georgia" w:hAnsi="Georgia" w:cs="SBL Hebrew" w:eastAsia="Georgia"/>
+          <w:b w:val="0"/>
+          <w:i w:val="0"/>
+          <w:color w:val="1A1A1A"/>
+          <w:sz w:val="22"/>
+        </w:rPr>
+        <w:t xml:space="preserve">). Both share the alphabetic-acrostic structure that Chazal valued; both praise the Ribbono Shel Olam broadly. In the end the Gemara preserved </w:t>
       </w:r>
       <w:r>
         <w:rPr>
@@ -4740,7 +5520,27 @@
           <w:color w:val="1A1A1A"/>
           <w:sz w:val="22"/>
         </w:rPr>
-        <w:t xml:space="preserve"> — the corpus that ascribes </w:t>
+        <w:t xml:space="preserve"> (</w:t>
+      </w:r>
+      <w:r>
+        <w:rPr>
+          <w:rFonts w:ascii="SBL Hebrew" w:hAnsi="SBL Hebrew" w:cs="SBL Hebrew" w:eastAsia="SBL Hebrew"/>
+          <w:b w:val="0"/>
+          <w:i w:val="0"/>
+          <w:color w:val="1A1A1A"/>
+          <w:sz w:val="22"/>
+        </w:rPr>
+        <w:t>פִּרְקֵי הֵיכָלוֹת</w:t>
+      </w:r>
+      <w:r>
+        <w:rPr>
+          <w:rFonts w:ascii="Georgia" w:hAnsi="Georgia" w:cs="SBL Hebrew" w:eastAsia="Georgia"/>
+          <w:b w:val="0"/>
+          <w:i w:val="0"/>
+          <w:color w:val="1A1A1A"/>
+          <w:sz w:val="22"/>
+        </w:rPr>
+        <w:t xml:space="preserve">) — the corpus that ascribes </w:t>
       </w:r>
       <w:r>
         <w:rPr>
@@ -4780,7 +5580,27 @@
           <w:color w:val="1A1A1A"/>
           <w:sz w:val="22"/>
         </w:rPr>
-        <w:t>.</w:t>
+        <w:t xml:space="preserve"> (</w:t>
+      </w:r>
+      <w:r>
+        <w:rPr>
+          <w:rFonts w:ascii="SBL Hebrew" w:hAnsi="SBL Hebrew" w:cs="SBL Hebrew" w:eastAsia="SBL Hebrew"/>
+          <w:b w:val="0"/>
+          <w:i w:val="0"/>
+          <w:color w:val="1A1A1A"/>
+          <w:sz w:val="22"/>
+        </w:rPr>
+        <w:t>מַלְאֲכֵי הַשָּׁרֵת</w:t>
+      </w:r>
+      <w:r>
+        <w:rPr>
+          <w:rFonts w:ascii="Georgia" w:hAnsi="Georgia" w:cs="SBL Hebrew" w:eastAsia="Georgia"/>
+          <w:b w:val="0"/>
+          <w:i w:val="0"/>
+          <w:color w:val="1A1A1A"/>
+          <w:sz w:val="22"/>
+        </w:rPr>
+        <w:t>).</w:t>
       </w:r>
       <w:r>
         <w:rPr>
@@ -4844,7 +5664,27 @@
           <w:color w:val="1A1A1A"/>
           <w:sz w:val="22"/>
         </w:rPr>
-        <w:t xml:space="preserve"> except on </w:t>
+        <w:t xml:space="preserve"> (</w:t>
+      </w:r>
+      <w:r>
+        <w:rPr>
+          <w:rFonts w:ascii="SBL Hebrew" w:hAnsi="SBL Hebrew" w:cs="SBL Hebrew" w:eastAsia="SBL Hebrew"/>
+          <w:b w:val="0"/>
+          <w:i w:val="0"/>
+          <w:color w:val="1A1A1A"/>
+          <w:sz w:val="22"/>
+        </w:rPr>
+        <w:t>בְּצִבּוּר</w:t>
+      </w:r>
+      <w:r>
+        <w:rPr>
+          <w:rFonts w:ascii="Georgia" w:hAnsi="Georgia" w:cs="SBL Hebrew" w:eastAsia="Georgia"/>
+          <w:b w:val="0"/>
+          <w:i w:val="0"/>
+          <w:color w:val="1A1A1A"/>
+          <w:sz w:val="22"/>
+        </w:rPr>
+        <w:t xml:space="preserve">) except on </w:t>
       </w:r>
       <w:r>
         <w:rPr>
@@ -4864,7 +5704,27 @@
           <w:color w:val="1A1A1A"/>
           <w:sz w:val="22"/>
         </w:rPr>
-        <w:t xml:space="preserve"> — the one day of the year when Klal Yisrael’s parallel to the </w:t>
+        <w:t xml:space="preserve"> (</w:t>
+      </w:r>
+      <w:r>
+        <w:rPr>
+          <w:rFonts w:ascii="SBL Hebrew" w:hAnsi="SBL Hebrew" w:cs="SBL Hebrew" w:eastAsia="SBL Hebrew"/>
+          <w:b w:val="0"/>
+          <w:i w:val="0"/>
+          <w:color w:val="1A1A1A"/>
+          <w:sz w:val="22"/>
+        </w:rPr>
+        <w:t>יוֹם כִּפּוּר</w:t>
+      </w:r>
+      <w:r>
+        <w:rPr>
+          <w:rFonts w:ascii="Georgia" w:hAnsi="Georgia" w:cs="SBL Hebrew" w:eastAsia="Georgia"/>
+          <w:b w:val="0"/>
+          <w:i w:val="0"/>
+          <w:color w:val="1A1A1A"/>
+          <w:sz w:val="22"/>
+        </w:rPr>
+        <w:t xml:space="preserve">) — the one day of the year when Klal Yisrael’s parallel to the </w:t>
       </w:r>
       <w:r>
         <w:rPr>
@@ -4904,6 +5764,26 @@
           <w:color w:val="1A1A1A"/>
           <w:sz w:val="22"/>
         </w:rPr>
+        <w:t xml:space="preserve">, </w:t>
+      </w:r>
+      <w:r>
+        <w:rPr>
+          <w:rFonts w:ascii="SBL Hebrew" w:hAnsi="SBL Hebrew" w:cs="SBL Hebrew" w:eastAsia="SBL Hebrew"/>
+          <w:b w:val="0"/>
+          <w:i w:val="0"/>
+          <w:color w:val="1A1A1A"/>
+          <w:sz w:val="22"/>
+        </w:rPr>
+        <w:t>שַׁבַּת שַׁבָּתוֹן</w:t>
+      </w:r>
+      <w:r>
+        <w:rPr>
+          <w:rFonts w:ascii="Georgia" w:hAnsi="Georgia" w:cs="SBL Hebrew" w:eastAsia="Georgia"/>
+          <w:b w:val="0"/>
+          <w:i w:val="0"/>
+          <w:color w:val="1A1A1A"/>
+          <w:sz w:val="22"/>
+        </w:rPr>
         <w:t xml:space="preserve">, no eating and no drinking, white </w:t>
       </w:r>
       <w:r>
@@ -4915,6 +5795,26 @@
           <w:sz w:val="22"/>
         </w:rPr>
         <w:t>bigadim</w:t>
+      </w:r>
+      <w:r>
+        <w:rPr>
+          <w:rFonts w:ascii="Georgia" w:hAnsi="Georgia" w:cs="SBL Hebrew" w:eastAsia="Georgia"/>
+          <w:b w:val="0"/>
+          <w:i w:val="0"/>
+          <w:color w:val="1A1A1A"/>
+          <w:sz w:val="22"/>
+        </w:rPr>
+        <w:t xml:space="preserve">, </w:t>
+      </w:r>
+      <w:r>
+        <w:rPr>
+          <w:rFonts w:ascii="SBL Hebrew" w:hAnsi="SBL Hebrew" w:cs="SBL Hebrew" w:eastAsia="SBL Hebrew"/>
+          <w:b w:val="0"/>
+          <w:i w:val="0"/>
+          <w:color w:val="1A1A1A"/>
+          <w:sz w:val="22"/>
+        </w:rPr>
+        <w:t>בְּגָדִים</w:t>
       </w:r>
       <w:r>
         <w:rPr>
@@ -5294,7 +6194,47 @@
           <w:color w:val="1A1A1A"/>
           <w:sz w:val="22"/>
         </w:rPr>
-        <w:t xml:space="preserve">A further consideration: the sanctity of Shabbos may in a certain sense exceed that of Yom Kippur itself. Yom Kippur is called </w:t>
+        <w:t>A further consideration: the sanctity (</w:t>
+      </w:r>
+      <w:r>
+        <w:rPr>
+          <w:rFonts w:ascii="Georgia" w:hAnsi="Georgia" w:cs="SBL Hebrew" w:eastAsia="Georgia"/>
+          <w:b w:val="0"/>
+          <w:i/>
+          <w:color w:val="1A1A1A"/>
+          <w:sz w:val="22"/>
+        </w:rPr>
+        <w:t>kedushah</w:t>
+      </w:r>
+      <w:r>
+        <w:rPr>
+          <w:rFonts w:ascii="Georgia" w:hAnsi="Georgia" w:cs="SBL Hebrew" w:eastAsia="Georgia"/>
+          <w:b w:val="0"/>
+          <w:i w:val="0"/>
+          <w:color w:val="1A1A1A"/>
+          <w:sz w:val="22"/>
+        </w:rPr>
+        <w:t xml:space="preserve">, </w:t>
+      </w:r>
+      <w:r>
+        <w:rPr>
+          <w:rFonts w:ascii="SBL Hebrew" w:hAnsi="SBL Hebrew" w:cs="SBL Hebrew" w:eastAsia="SBL Hebrew"/>
+          <w:b w:val="0"/>
+          <w:i w:val="0"/>
+          <w:color w:val="1A1A1A"/>
+          <w:sz w:val="22"/>
+        </w:rPr>
+        <w:t>קְדוּשָׁה</w:t>
+      </w:r>
+      <w:r>
+        <w:rPr>
+          <w:rFonts w:ascii="Georgia" w:hAnsi="Georgia" w:cs="SBL Hebrew" w:eastAsia="Georgia"/>
+          <w:b w:val="0"/>
+          <w:i w:val="0"/>
+          <w:color w:val="1A1A1A"/>
+          <w:sz w:val="22"/>
+        </w:rPr>
+        <w:t xml:space="preserve">) of Shabbos may in a certain sense exceed that of Yom Kippur itself. Yom Kippur is called </w:t>
       </w:r>
       <w:r>
         <w:rPr>
@@ -5524,7 +6464,27 @@
           <w:color w:val="1A1A1A"/>
           <w:sz w:val="22"/>
         </w:rPr>
-        <w:t xml:space="preserve"> which the </w:t>
+        <w:t xml:space="preserve"> (</w:t>
+      </w:r>
+      <w:r>
+        <w:rPr>
+          <w:rFonts w:ascii="SBL Hebrew" w:hAnsi="SBL Hebrew" w:cs="SBL Hebrew" w:eastAsia="SBL Hebrew"/>
+          <w:b w:val="0"/>
+          <w:i w:val="0"/>
+          <w:color w:val="1A1A1A"/>
+          <w:sz w:val="22"/>
+        </w:rPr>
+        <w:t>שִׁיר שֶׁל יוֹם</w:t>
+      </w:r>
+      <w:r>
+        <w:rPr>
+          <w:rFonts w:ascii="Georgia" w:hAnsi="Georgia" w:cs="SBL Hebrew" w:eastAsia="Georgia"/>
+          <w:b w:val="0"/>
+          <w:i w:val="0"/>
+          <w:color w:val="1A1A1A"/>
+          <w:sz w:val="22"/>
+        </w:rPr>
+        <w:t xml:space="preserve">) which the </w:t>
       </w:r>
       <w:r>
         <w:rPr>
@@ -5544,7 +6504,27 @@
           <w:color w:val="1A1A1A"/>
           <w:sz w:val="22"/>
         </w:rPr>
-        <w:t xml:space="preserve"> would sing when the </w:t>
+        <w:t xml:space="preserve"> (</w:t>
+      </w:r>
+      <w:r>
+        <w:rPr>
+          <w:rFonts w:ascii="SBL Hebrew" w:hAnsi="SBL Hebrew" w:cs="SBL Hebrew" w:eastAsia="SBL Hebrew"/>
+          <w:b w:val="0"/>
+          <w:i w:val="0"/>
+          <w:color w:val="1A1A1A"/>
+          <w:sz w:val="22"/>
+        </w:rPr>
+        <w:t>לְוִיִּים</w:t>
+      </w:r>
+      <w:r>
+        <w:rPr>
+          <w:rFonts w:ascii="Georgia" w:hAnsi="Georgia" w:cs="SBL Hebrew" w:eastAsia="Georgia"/>
+          <w:b w:val="0"/>
+          <w:i w:val="0"/>
+          <w:color w:val="1A1A1A"/>
+          <w:sz w:val="22"/>
+        </w:rPr>
+        <w:t xml:space="preserve">) would sing when the </w:t>
       </w:r>
       <w:r>
         <w:rPr>
@@ -5564,7 +6544,27 @@
           <w:color w:val="1A1A1A"/>
           <w:sz w:val="22"/>
         </w:rPr>
-        <w:t xml:space="preserve"> was offered on Shabbos. Every day of the week had its own </w:t>
+        <w:t xml:space="preserve"> (</w:t>
+      </w:r>
+      <w:r>
+        <w:rPr>
+          <w:rFonts w:ascii="SBL Hebrew" w:hAnsi="SBL Hebrew" w:cs="SBL Hebrew" w:eastAsia="SBL Hebrew"/>
+          <w:b w:val="0"/>
+          <w:i w:val="0"/>
+          <w:color w:val="1A1A1A"/>
+          <w:sz w:val="22"/>
+        </w:rPr>
+        <w:t>תָּמִיד שֶׁל שַׁחַר</w:t>
+      </w:r>
+      <w:r>
+        <w:rPr>
+          <w:rFonts w:ascii="Georgia" w:hAnsi="Georgia" w:cs="SBL Hebrew" w:eastAsia="Georgia"/>
+          <w:b w:val="0"/>
+          <w:i w:val="0"/>
+          <w:color w:val="1A1A1A"/>
+          <w:sz w:val="22"/>
+        </w:rPr>
+        <w:t xml:space="preserve">) was offered on Shabbos. Every day of the week had its own </w:t>
       </w:r>
       <w:r>
         <w:rPr>
@@ -5634,6 +6634,36 @@
       <w:r>
         <w:rPr>
           <w:rFonts w:ascii="Georgia" w:hAnsi="Georgia" w:cs="SBL Hebrew" w:eastAsia="Georgia"/>
+          <w:b w:val="0"/>
+          <w:i w:val="0"/>
+          <w:color w:val="1A1A1A"/>
+          <w:sz w:val="22"/>
+        </w:rPr>
+        <w:t xml:space="preserve"> (</w:t>
+      </w:r>
+      <w:r>
+        <w:rPr>
+          <w:rFonts w:ascii="SBL Hebrew" w:hAnsi="SBL Hebrew" w:cs="SBL Hebrew" w:eastAsia="SBL Hebrew"/>
+          <w:b w:val="0"/>
+          <w:i w:val="0"/>
+          <w:color w:val="1A1A1A"/>
+          <w:sz w:val="22"/>
+        </w:rPr>
+        <w:t>אָבוֹת דְּרַבִּי נָתָן</w:t>
+      </w:r>
+      <w:r>
+        <w:rPr>
+          <w:rFonts w:ascii="Georgia" w:hAnsi="Georgia" w:cs="SBL Hebrew" w:eastAsia="Georgia"/>
+          <w:b w:val="0"/>
+          <w:i w:val="0"/>
+          <w:color w:val="1A1A1A"/>
+          <w:sz w:val="22"/>
+        </w:rPr>
+        <w:t>)</w:t>
+      </w:r>
+      <w:r>
+        <w:rPr>
+          <w:rFonts w:ascii="Georgia" w:hAnsi="Georgia" w:cs="SBL Hebrew" w:eastAsia="Georgia"/>
           <w:color w:val="B8860B"/>
           <w:sz w:val="16"/>
           <w:vertAlign w:val="superscript"/>
@@ -5768,7 +6798,27 @@
           <w:color w:val="1A1A1A"/>
           <w:sz w:val="22"/>
         </w:rPr>
-        <w:t>. As Shabbos began the sun started to set — for the first time in his experience. This was the first day of a human being’s life on the earth, and therefore, in the most literal sense, the first night.</w:t>
+        <w:t xml:space="preserve"> (</w:t>
+      </w:r>
+      <w:r>
+        <w:rPr>
+          <w:rFonts w:ascii="SBL Hebrew" w:hAnsi="SBL Hebrew" w:cs="SBL Hebrew" w:eastAsia="SBL Hebrew"/>
+          <w:b w:val="0"/>
+          <w:i w:val="0"/>
+          <w:color w:val="1A1A1A"/>
+          <w:sz w:val="22"/>
+        </w:rPr>
+        <w:t>עֵץ הַדַּעַת</w:t>
+      </w:r>
+      <w:r>
+        <w:rPr>
+          <w:rFonts w:ascii="Georgia" w:hAnsi="Georgia" w:cs="SBL Hebrew" w:eastAsia="Georgia"/>
+          <w:b w:val="0"/>
+          <w:i w:val="0"/>
+          <w:color w:val="1A1A1A"/>
+          <w:sz w:val="22"/>
+        </w:rPr>
+        <w:t>). As Shabbos began the sun started to set — for the first time in his experience. This was the first day of a human being’s life on the earth, and therefore, in the most literal sense, the first night.</w:t>
       </w:r>
     </w:p>
     <w:p>
@@ -5838,7 +6888,27 @@
           <w:color w:val="1A1A1A"/>
           <w:sz w:val="22"/>
         </w:rPr>
-        <w:t xml:space="preserve"> on </w:t>
+        <w:t xml:space="preserve"> (</w:t>
+      </w:r>
+      <w:r>
+        <w:rPr>
+          <w:rFonts w:ascii="SBL Hebrew" w:hAnsi="SBL Hebrew" w:cs="SBL Hebrew" w:eastAsia="SBL Hebrew"/>
+          <w:b w:val="0"/>
+          <w:i w:val="0"/>
+          <w:color w:val="1A1A1A"/>
+          <w:sz w:val="22"/>
+        </w:rPr>
+        <w:t>רִיטְבָ״א</w:t>
+      </w:r>
+      <w:r>
+        <w:rPr>
+          <w:rFonts w:ascii="Georgia" w:hAnsi="Georgia" w:cs="SBL Hebrew" w:eastAsia="Georgia"/>
+          <w:b w:val="0"/>
+          <w:i w:val="0"/>
+          <w:color w:val="1A1A1A"/>
+          <w:sz w:val="22"/>
+        </w:rPr>
+        <w:t xml:space="preserve">) on </w:t>
       </w:r>
       <w:r>
         <w:rPr>
@@ -6717,7 +7787,27 @@
           <w:color w:val="1A1A1A"/>
           <w:sz w:val="22"/>
         </w:rPr>
-        <w:t xml:space="preserve"> (the requirement that one’s utensils rest on Shabbos) applies to musical instruments among other </w:t>
+        <w:t xml:space="preserve"> (</w:t>
+      </w:r>
+      <w:r>
+        <w:rPr>
+          <w:rFonts w:ascii="SBL Hebrew" w:hAnsi="SBL Hebrew" w:cs="SBL Hebrew" w:eastAsia="SBL Hebrew"/>
+          <w:b w:val="0"/>
+          <w:i w:val="0"/>
+          <w:color w:val="1A1A1A"/>
+          <w:sz w:val="22"/>
+        </w:rPr>
+        <w:t>שְׁבִיתַת כֵּלִים</w:t>
+      </w:r>
+      <w:r>
+        <w:rPr>
+          <w:rFonts w:ascii="Georgia" w:hAnsi="Georgia" w:cs="SBL Hebrew" w:eastAsia="Georgia"/>
+          <w:b w:val="0"/>
+          <w:i w:val="0"/>
+          <w:color w:val="1A1A1A"/>
+          <w:sz w:val="22"/>
+        </w:rPr>
+        <w:t xml:space="preserve">; the requirement that one’s utensils rest on Shabbos) applies to musical instruments among other </w:t>
       </w:r>
       <w:r>
         <w:rPr>
@@ -7012,7 +8102,27 @@
           <w:color w:val="1A1A1A"/>
           <w:sz w:val="22"/>
         </w:rPr>
-        <w:t xml:space="preserve"> rather than dismissed as a stray question.</w:t>
+        <w:t xml:space="preserve"> (</w:t>
+      </w:r>
+      <w:r>
+        <w:rPr>
+          <w:rFonts w:ascii="SBL Hebrew" w:hAnsi="SBL Hebrew" w:cs="SBL Hebrew" w:eastAsia="SBL Hebrew"/>
+          <w:b w:val="0"/>
+          <w:i w:val="0"/>
+          <w:color w:val="1A1A1A"/>
+          <w:sz w:val="22"/>
+        </w:rPr>
+        <w:t>מַחְלוֹקֶת</w:t>
+      </w:r>
+      <w:r>
+        <w:rPr>
+          <w:rFonts w:ascii="Georgia" w:hAnsi="Georgia" w:cs="SBL Hebrew" w:eastAsia="Georgia"/>
+          <w:b w:val="0"/>
+          <w:i w:val="0"/>
+          <w:color w:val="1A1A1A"/>
+          <w:sz w:val="22"/>
+        </w:rPr>
+        <w:t>) rather than dismissed as a stray question.</w:t>
       </w:r>
     </w:p>
     <w:p>
@@ -7275,7 +8385,27 @@
           <w:color w:val="1A1A1A"/>
           <w:sz w:val="22"/>
         </w:rPr>
-        <w:t xml:space="preserve"> — as the Friday-night piyut </w:t>
+        <w:t xml:space="preserve"> (</w:t>
+      </w:r>
+      <w:r>
+        <w:rPr>
+          <w:rFonts w:ascii="SBL Hebrew" w:hAnsi="SBL Hebrew" w:cs="SBL Hebrew" w:eastAsia="SBL Hebrew"/>
+          <w:b w:val="0"/>
+          <w:i w:val="0"/>
+          <w:color w:val="1A1A1A"/>
+          <w:sz w:val="22"/>
+        </w:rPr>
+        <w:t>בִּגְדֵי שַׁבָּת</w:t>
+      </w:r>
+      <w:r>
+        <w:rPr>
+          <w:rFonts w:ascii="Georgia" w:hAnsi="Georgia" w:cs="SBL Hebrew" w:eastAsia="Georgia"/>
+          <w:b w:val="0"/>
+          <w:i w:val="0"/>
+          <w:color w:val="1A1A1A"/>
+          <w:sz w:val="22"/>
+        </w:rPr>
+        <w:t xml:space="preserve">) — as the Friday-night piyut </w:t>
       </w:r>
       <w:r>
         <w:rPr>
@@ -7364,7 +8494,27 @@
           <w:color w:val="1A1A1A"/>
           <w:sz w:val="22"/>
         </w:rPr>
-        <w:t xml:space="preserve">, the Ribbono Shel Olam Himself “wraps Himself” in the </w:t>
+        <w:t xml:space="preserve"> (</w:t>
+      </w:r>
+      <w:r>
+        <w:rPr>
+          <w:rFonts w:ascii="SBL Hebrew" w:hAnsi="SBL Hebrew" w:cs="SBL Hebrew" w:eastAsia="SBL Hebrew"/>
+          <w:b w:val="0"/>
+          <w:i w:val="0"/>
+          <w:color w:val="1A1A1A"/>
+          <w:sz w:val="22"/>
+        </w:rPr>
+        <w:t>כִּבְיָכוֹל</w:t>
+      </w:r>
+      <w:r>
+        <w:rPr>
+          <w:rFonts w:ascii="Georgia" w:hAnsi="Georgia" w:cs="SBL Hebrew" w:eastAsia="Georgia"/>
+          <w:b w:val="0"/>
+          <w:i w:val="0"/>
+          <w:color w:val="1A1A1A"/>
+          <w:sz w:val="22"/>
+        </w:rPr>
+        <w:t xml:space="preserve">), the Ribbono Shel Olam Himself “wraps Himself” in the </w:t>
       </w:r>
       <w:r>
         <w:rPr>
@@ -7642,7 +8792,27 @@
           <w:color w:val="1A1A1A"/>
           <w:sz w:val="22"/>
         </w:rPr>
-        <w:t xml:space="preserve"> of Shabbos Shacharis, according to the great </w:t>
+        <w:t xml:space="preserve"> (</w:t>
+      </w:r>
+      <w:r>
+        <w:rPr>
+          <w:rFonts w:ascii="SBL Hebrew" w:hAnsi="SBL Hebrew" w:cs="SBL Hebrew" w:eastAsia="SBL Hebrew"/>
+          <w:b w:val="0"/>
+          <w:i w:val="0"/>
+          <w:color w:val="1A1A1A"/>
+          <w:sz w:val="22"/>
+        </w:rPr>
+        <w:t>יְסוֹד וְשׁוֹרֶשׁ הָעֲבוֹדָה</w:t>
+      </w:r>
+      <w:r>
+        <w:rPr>
+          <w:rFonts w:ascii="Georgia" w:hAnsi="Georgia" w:cs="SBL Hebrew" w:eastAsia="Georgia"/>
+          <w:b w:val="0"/>
+          <w:i w:val="0"/>
+          <w:color w:val="1A1A1A"/>
+          <w:sz w:val="22"/>
+        </w:rPr>
+        <w:t xml:space="preserve">) of Shabbos Shacharis, according to the great </w:t>
       </w:r>
       <w:r>
         <w:rPr>
@@ -7662,7 +8832,27 @@
           <w:color w:val="1A1A1A"/>
           <w:sz w:val="22"/>
         </w:rPr>
-        <w:t xml:space="preserve">. It is a </w:t>
+        <w:t xml:space="preserve"> (</w:t>
+      </w:r>
+      <w:r>
+        <w:rPr>
+          <w:rFonts w:ascii="SBL Hebrew" w:hAnsi="SBL Hebrew" w:cs="SBL Hebrew" w:eastAsia="SBL Hebrew"/>
+          <w:b w:val="0"/>
+          <w:i w:val="0"/>
+          <w:color w:val="1A1A1A"/>
+          <w:sz w:val="22"/>
+        </w:rPr>
+        <w:t>מְקוּבָּלִים</w:t>
+      </w:r>
+      <w:r>
+        <w:rPr>
+          <w:rFonts w:ascii="Georgia" w:hAnsi="Georgia" w:cs="SBL Hebrew" w:eastAsia="Georgia"/>
+          <w:b w:val="0"/>
+          <w:i w:val="0"/>
+          <w:color w:val="1A1A1A"/>
+          <w:sz w:val="22"/>
+        </w:rPr>
+        <w:t xml:space="preserve">). It is a </w:t>
       </w:r>
       <w:r>
         <w:rPr>
@@ -7682,7 +8872,27 @@
           <w:color w:val="1A1A1A"/>
           <w:sz w:val="22"/>
         </w:rPr>
-        <w:t xml:space="preserve"> of significant weight in its own right; some women recite it every day. Yet a legend attached to its authorship, of a kind that has circulated in some corners of Jewish popular literature for many centuries, requires being addressed directly — both because the legend itself is false and because the Rishonic rebuttal is a matter of the historical record.</w:t>
+        <w:t xml:space="preserve"> (</w:t>
+      </w:r>
+      <w:r>
+        <w:rPr>
+          <w:rFonts w:ascii="SBL Hebrew" w:hAnsi="SBL Hebrew" w:cs="SBL Hebrew" w:eastAsia="SBL Hebrew"/>
+          <w:b w:val="0"/>
+          <w:i w:val="0"/>
+          <w:color w:val="1A1A1A"/>
+          <w:sz w:val="22"/>
+        </w:rPr>
+        <w:t>סְגוּלָה</w:t>
+      </w:r>
+      <w:r>
+        <w:rPr>
+          <w:rFonts w:ascii="Georgia" w:hAnsi="Georgia" w:cs="SBL Hebrew" w:eastAsia="Georgia"/>
+          <w:b w:val="0"/>
+          <w:i w:val="0"/>
+          <w:color w:val="1A1A1A"/>
+          <w:sz w:val="22"/>
+        </w:rPr>
+        <w:t>) of significant weight in its own right; some women recite it every day. Yet a legend attached to its authorship, of a kind that has circulated in some corners of Jewish popular literature for many centuries, requires being addressed directly — both because the legend itself is false and because the Rishonic rebuttal is a matter of the historical record.</w:t>
       </w:r>
     </w:p>
     <w:p>
@@ -7811,7 +9021,27 @@
           <w:color w:val="1A1A1A"/>
           <w:sz w:val="22"/>
         </w:rPr>
-        <w:t xml:space="preserve">, when the movement that later became Christianity had first emerged. In that early period the followers of </w:t>
+        <w:t xml:space="preserve"> (</w:t>
+      </w:r>
+      <w:r>
+        <w:rPr>
+          <w:rFonts w:ascii="SBL Hebrew" w:hAnsi="SBL Hebrew" w:cs="SBL Hebrew" w:eastAsia="SBL Hebrew"/>
+          <w:b w:val="0"/>
+          <w:i w:val="0"/>
+          <w:color w:val="1A1A1A"/>
+          <w:sz w:val="22"/>
+        </w:rPr>
+        <w:t>תַּנָּאִים</w:t>
+      </w:r>
+      <w:r>
+        <w:rPr>
+          <w:rFonts w:ascii="Georgia" w:hAnsi="Georgia" w:cs="SBL Hebrew" w:eastAsia="Georgia"/>
+          <w:b w:val="0"/>
+          <w:i w:val="0"/>
+          <w:color w:val="1A1A1A"/>
+          <w:sz w:val="22"/>
+        </w:rPr>
+        <w:t xml:space="preserve">), when the movement that later became Christianity had first emerged. In that early period the followers of </w:t>
       </w:r>
       <w:r>
         <w:rPr>
@@ -8080,7 +9310,27 @@
           <w:color w:val="1A1A1A"/>
           <w:sz w:val="22"/>
         </w:rPr>
-        <w:t xml:space="preserve">, when the </w:t>
+        <w:t xml:space="preserve"> (</w:t>
+      </w:r>
+      <w:r>
+        <w:rPr>
+          <w:rFonts w:ascii="SBL Hebrew" w:hAnsi="SBL Hebrew" w:cs="SBL Hebrew" w:eastAsia="SBL Hebrew"/>
+          <w:b w:val="0"/>
+          <w:i w:val="0"/>
+          <w:color w:val="1A1A1A"/>
+          <w:sz w:val="22"/>
+        </w:rPr>
+        <w:t>חַיָּיב</w:t>
+      </w:r>
+      <w:r>
+        <w:rPr>
+          <w:rFonts w:ascii="Georgia" w:hAnsi="Georgia" w:cs="SBL Hebrew" w:eastAsia="Georgia"/>
+          <w:b w:val="0"/>
+          <w:i w:val="0"/>
+          <w:color w:val="1A1A1A"/>
+          <w:sz w:val="22"/>
+        </w:rPr>
+        <w:t xml:space="preserve">), when the </w:t>
       </w:r>
       <w:r>
         <w:rPr>
@@ -8100,7 +9350,27 @@
           <w:color w:val="1A1A1A"/>
           <w:sz w:val="22"/>
         </w:rPr>
-        <w:t xml:space="preserve"> is rebuilt, to bring a </w:t>
+        <w:t xml:space="preserve"> (</w:t>
+      </w:r>
+      <w:r>
+        <w:rPr>
+          <w:rFonts w:ascii="SBL Hebrew" w:hAnsi="SBL Hebrew" w:cs="SBL Hebrew" w:eastAsia="SBL Hebrew"/>
+          <w:b w:val="0"/>
+          <w:i w:val="0"/>
+          <w:color w:val="1A1A1A"/>
+          <w:sz w:val="22"/>
+        </w:rPr>
+        <w:t>בֵּית הַמִּקְדָּשׁ</w:t>
+      </w:r>
+      <w:r>
+        <w:rPr>
+          <w:rFonts w:ascii="Georgia" w:hAnsi="Georgia" w:cs="SBL Hebrew" w:eastAsia="Georgia"/>
+          <w:b w:val="0"/>
+          <w:i w:val="0"/>
+          <w:color w:val="1A1A1A"/>
+          <w:sz w:val="22"/>
+        </w:rPr>
+        <w:t xml:space="preserve">) is rebuilt, to bring a </w:t>
       </w:r>
       <w:r>
         <w:rPr>
@@ -8120,7 +9390,27 @@
           <w:color w:val="1A1A1A"/>
           <w:sz w:val="22"/>
         </w:rPr>
-        <w:t xml:space="preserve"> for having uttered such a falsehood about a holy tefillah.</w:t>
+        <w:t xml:space="preserve"> (</w:t>
+      </w:r>
+      <w:r>
+        <w:rPr>
+          <w:rFonts w:ascii="SBL Hebrew" w:hAnsi="SBL Hebrew" w:cs="SBL Hebrew" w:eastAsia="SBL Hebrew"/>
+          <w:b w:val="0"/>
+          <w:i w:val="0"/>
+          <w:color w:val="1A1A1A"/>
+          <w:sz w:val="22"/>
+        </w:rPr>
+        <w:t>קָרְבָּן חַטָּאת</w:t>
+      </w:r>
+      <w:r>
+        <w:rPr>
+          <w:rFonts w:ascii="Georgia" w:hAnsi="Georgia" w:cs="SBL Hebrew" w:eastAsia="Georgia"/>
+          <w:b w:val="0"/>
+          <w:i w:val="0"/>
+          <w:color w:val="1A1A1A"/>
+          <w:sz w:val="22"/>
+        </w:rPr>
+        <w:t>) for having uttered such a falsehood about a holy tefillah.</w:t>
       </w:r>
     </w:p>
     <w:p>
@@ -8215,7 +9505,27 @@
           <w:color w:val="1A1A1A"/>
           <w:sz w:val="22"/>
         </w:rPr>
-        <w:t xml:space="preserve"> from the internal structure and vocabulary of the tefillah in support.</w:t>
+        <w:t xml:space="preserve"> (</w:t>
+      </w:r>
+      <w:r>
+        <w:rPr>
+          <w:rFonts w:ascii="SBL Hebrew" w:hAnsi="SBL Hebrew" w:cs="SBL Hebrew" w:eastAsia="SBL Hebrew"/>
+          <w:b w:val="0"/>
+          <w:i w:val="0"/>
+          <w:color w:val="1A1A1A"/>
+          <w:sz w:val="22"/>
+        </w:rPr>
+        <w:t>רְאָיוֹת</w:t>
+      </w:r>
+      <w:r>
+        <w:rPr>
+          <w:rFonts w:ascii="Georgia" w:hAnsi="Georgia" w:cs="SBL Hebrew" w:eastAsia="Georgia"/>
+          <w:b w:val="0"/>
+          <w:i w:val="0"/>
+          <w:color w:val="1A1A1A"/>
+          <w:sz w:val="22"/>
+        </w:rPr>
+        <w:t>) from the internal structure and vocabulary of the tefillah in support.</w:t>
       </w:r>
     </w:p>
     <w:p>

--- a/sefer-edition/book-rewrites/2026-08-16 — Toledo's שמחתי, Adam HaRishon's Sunrise, and the Nishmas Rebuttal — Sefer Edition — styled.docx
+++ b/sefer-edition/book-rewrites/2026-08-16 — Toledo's שמחתי, Adam HaRishon's Sunrise, and the Nishmas Rebuttal — Sefer Edition — styled.docx
@@ -3493,7 +3493,7 @@
           <w:color w:val="1E3A8A"/>
           <w:sz w:val="22"/>
         </w:rPr>
-        <w:t>יָדֶיךָ דָּמִים מָלֵאוּ</w:t>
+        <w:t>דָּמִים לָרֹב שָׁפַכְתָּ… לֹא תִבְנֶה בַיִת לִשְׁמִי</w:t>
       </w:r>
       <w:r>
         <w:rPr>
@@ -12751,7 +12751,7 @@
           <w:color w:val="1E3A8A"/>
           <w:sz w:val="21"/>
         </w:rPr>
-        <w:t>יָדֶיךָ דָּמִים מָלֵאוּ</w:t>
+        <w:t>דָּמִים לָרֹב שָׁפַכְתָּ וּמִלְחָמוֹת גְּדֹלוֹת עָשִׂיתָ, לֹא־תִבְנֶה בַיִת לִשְׁמִי</w:t>
       </w:r>
       <w:r>
         <w:rPr>
